--- a/Rev_2_8-11.docx
+++ b/Rev_2_8-11.docx
@@ -206,12 +206,25 @@
                             <w:r>
                               <w:tab/>
                             </w:r>
+                            <w:proofErr w:type="gramStart"/>
                             <w:r>
                               <w:tab/>
                               <w:t xml:space="preserve">  </w:t>
                             </w:r>
                             <w:r>
-                              <w:t xml:space="preserve">the church in Smyrna write: </w:t>
+                              <w:t>the</w:t>
+                            </w:r>
+                            <w:proofErr w:type="gramEnd"/>
+                            <w:r>
+                              <w:t xml:space="preserve"> church in Smyrna </w:t>
+                            </w:r>
+                            <w:proofErr w:type="gramStart"/>
+                            <w:r>
+                              <w:t>write</w:t>
+                            </w:r>
+                            <w:proofErr w:type="gramEnd"/>
+                            <w:r>
+                              <w:t xml:space="preserve">: </w:t>
                             </w:r>
                           </w:p>
                           <w:p>
@@ -269,10 +282,18 @@
                             </w:r>
                             <w:r>
                               <w:tab/>
-                              <w:t xml:space="preserve">         </w:t>
-                            </w:r>
-                            <w:r>
-                              <w:t xml:space="preserve">(but you are rich) </w:t>
+                              <w:t xml:space="preserve">      </w:t>
+                            </w:r>
+                            <w:proofErr w:type="gramStart"/>
+                            <w:r>
+                              <w:t xml:space="preserve">   </w:t>
+                            </w:r>
+                            <w:r>
+                              <w:t>(</w:t>
+                            </w:r>
+                            <w:proofErr w:type="gramEnd"/>
+                            <w:r>
+                              <w:t xml:space="preserve">but you are rich) </w:t>
                             </w:r>
                             <w:r>
                               <w:br/>
@@ -313,12 +334,17 @@
                             <w:r>
                               <w:tab/>
                             </w:r>
+                            <w:proofErr w:type="gramStart"/>
                             <w:r>
                               <w:tab/>
                               <w:t xml:space="preserve">  </w:t>
                             </w:r>
                             <w:r>
-                              <w:t xml:space="preserve">and are not, </w:t>
+                              <w:t>and</w:t>
+                            </w:r>
+                            <w:proofErr w:type="gramEnd"/>
+                            <w:r>
+                              <w:t xml:space="preserve"> are not, </w:t>
                             </w:r>
                           </w:p>
                           <w:p>
@@ -418,6 +444,10 @@
                               <w:t xml:space="preserve">            </w:t>
                             </w:r>
                             <w:r>
+                              <w:tab/>
+                              <w:t xml:space="preserve">     </w:t>
+                            </w:r>
+                            <w:r>
                               <w:t xml:space="preserve">unto death, </w:t>
                             </w:r>
                             <w:r>
@@ -429,7 +459,13 @@
                               <w:t xml:space="preserve">        </w:t>
                             </w:r>
                             <w:r>
-                              <w:t xml:space="preserve">and I will give you the crown of life. </w:t>
+                              <w:t xml:space="preserve">and I will give you the </w:t>
+                            </w:r>
+                            <w:r>
+                              <w:t xml:space="preserve">           </w:t>
+                            </w:r>
+                            <w:r>
+                              <w:t xml:space="preserve">crown of life. </w:t>
                             </w:r>
                           </w:p>
                           <w:p>
@@ -486,7 +522,30 @@
                               <w:t xml:space="preserve">        </w:t>
                             </w:r>
                             <w:r>
-                              <w:t>He who conquers shall not be hurt by the second death.’</w:t>
+                              <w:t xml:space="preserve">He who conquers shall </w:t>
+                            </w:r>
+                            <w:r>
+                              <w:br/>
+                              <w:t xml:space="preserve"> </w:t>
+                            </w:r>
+                            <w:r>
+                              <w:tab/>
+                            </w:r>
+                            <w:r>
+                              <w:tab/>
+                            </w:r>
+                            <w:r>
+                              <w:tab/>
+                            </w:r>
+                            <w:r>
+                              <w:tab/>
+                            </w:r>
+                            <w:r>
+                              <w:tab/>
+                              <w:t xml:space="preserve">      </w:t>
+                            </w:r>
+                            <w:r>
+                              <w:t>not be hurt by the second death.’</w:t>
                             </w:r>
                           </w:p>
                         </w:txbxContent>
@@ -669,12 +728,25 @@
                       <w:r>
                         <w:tab/>
                       </w:r>
+                      <w:proofErr w:type="gramStart"/>
                       <w:r>
                         <w:tab/>
                         <w:t xml:space="preserve">  </w:t>
                       </w:r>
                       <w:r>
-                        <w:t xml:space="preserve">the church in Smyrna write: </w:t>
+                        <w:t>the</w:t>
+                      </w:r>
+                      <w:proofErr w:type="gramEnd"/>
+                      <w:r>
+                        <w:t xml:space="preserve"> church in Smyrna </w:t>
+                      </w:r>
+                      <w:proofErr w:type="gramStart"/>
+                      <w:r>
+                        <w:t>write</w:t>
+                      </w:r>
+                      <w:proofErr w:type="gramEnd"/>
+                      <w:r>
+                        <w:t xml:space="preserve">: </w:t>
                       </w:r>
                     </w:p>
                     <w:p>
@@ -732,10 +804,18 @@
                       </w:r>
                       <w:r>
                         <w:tab/>
-                        <w:t xml:space="preserve">         </w:t>
-                      </w:r>
-                      <w:r>
-                        <w:t xml:space="preserve">(but you are rich) </w:t>
+                        <w:t xml:space="preserve">      </w:t>
+                      </w:r>
+                      <w:proofErr w:type="gramStart"/>
+                      <w:r>
+                        <w:t xml:space="preserve">   </w:t>
+                      </w:r>
+                      <w:r>
+                        <w:t>(</w:t>
+                      </w:r>
+                      <w:proofErr w:type="gramEnd"/>
+                      <w:r>
+                        <w:t xml:space="preserve">but you are rich) </w:t>
                       </w:r>
                       <w:r>
                         <w:br/>
@@ -776,12 +856,17 @@
                       <w:r>
                         <w:tab/>
                       </w:r>
+                      <w:proofErr w:type="gramStart"/>
                       <w:r>
                         <w:tab/>
                         <w:t xml:space="preserve">  </w:t>
                       </w:r>
                       <w:r>
-                        <w:t xml:space="preserve">and are not, </w:t>
+                        <w:t>and</w:t>
+                      </w:r>
+                      <w:proofErr w:type="gramEnd"/>
+                      <w:r>
+                        <w:t xml:space="preserve"> are not, </w:t>
                       </w:r>
                     </w:p>
                     <w:p>
@@ -881,6 +966,10 @@
                         <w:t xml:space="preserve">            </w:t>
                       </w:r>
                       <w:r>
+                        <w:tab/>
+                        <w:t xml:space="preserve">     </w:t>
+                      </w:r>
+                      <w:r>
                         <w:t xml:space="preserve">unto death, </w:t>
                       </w:r>
                       <w:r>
@@ -892,7 +981,13 @@
                         <w:t xml:space="preserve">        </w:t>
                       </w:r>
                       <w:r>
-                        <w:t xml:space="preserve">and I will give you the crown of life. </w:t>
+                        <w:t xml:space="preserve">and I will give you the </w:t>
+                      </w:r>
+                      <w:r>
+                        <w:t xml:space="preserve">           </w:t>
+                      </w:r>
+                      <w:r>
+                        <w:t xml:space="preserve">crown of life. </w:t>
                       </w:r>
                     </w:p>
                     <w:p>
@@ -949,7 +1044,30 @@
                         <w:t xml:space="preserve">        </w:t>
                       </w:r>
                       <w:r>
-                        <w:t>He who conquers shall not be hurt by the second death.’</w:t>
+                        <w:t xml:space="preserve">He who conquers shall </w:t>
+                      </w:r>
+                      <w:r>
+                        <w:br/>
+                        <w:t xml:space="preserve"> </w:t>
+                      </w:r>
+                      <w:r>
+                        <w:tab/>
+                      </w:r>
+                      <w:r>
+                        <w:tab/>
+                      </w:r>
+                      <w:r>
+                        <w:tab/>
+                      </w:r>
+                      <w:r>
+                        <w:tab/>
+                      </w:r>
+                      <w:r>
+                        <w:tab/>
+                        <w:t xml:space="preserve">      </w:t>
+                      </w:r>
+                      <w:r>
+                        <w:t>not be hurt by the second death.’</w:t>
                       </w:r>
                     </w:p>
                   </w:txbxContent>
